--- a/public/fun/forms/이력서_콘텐츠·SNS마케터_6_NCS형.docx
+++ b/public/fun/forms/이력서_콘텐츠·SNS마케터_6_NCS형.docx
@@ -384,14 +384,38 @@
             <w:tcW w:type="dxa" w:w="2085"/>
             <w:vAlign w:val="center"/>
           </w:tcPr>
-          <w:p/>
+          <w:p>
+            <w:pPr>
+              <w:spacing w:before="0" w:after="0"/>
+              <w:jc w:val="left"/>
+            </w:pPr>
+            <w:r>
+              <w:rPr>
+                <w:color w:val="A9B0B8"/>
+                <w:sz w:val="16"/>
+              </w:rPr>
+              <w:t>예) 2024.06.</w:t>
+            </w:r>
+          </w:p>
         </w:tc>
         <w:tc>
           <w:tcPr>
             <w:tcW w:type="dxa" w:w="4170"/>
             <w:vAlign w:val="center"/>
           </w:tcPr>
-          <w:p/>
+          <w:p>
+            <w:pPr>
+              <w:spacing w:before="0" w:after="0"/>
+              <w:jc w:val="left"/>
+            </w:pPr>
+            <w:r>
+              <w:rPr>
+                <w:color w:val="A9B0B8"/>
+                <w:sz w:val="16"/>
+              </w:rPr>
+              <w:t>배운 점 · 활동 내용</w:t>
+            </w:r>
+          </w:p>
         </w:tc>
         <w:tc>
           <w:tcPr>
@@ -1326,21 +1350,57 @@
             <w:tcW w:type="dxa" w:w="2085"/>
             <w:vAlign w:val="center"/>
           </w:tcPr>
-          <w:p/>
+          <w:p>
+            <w:pPr>
+              <w:spacing w:before="0" w:after="0"/>
+              <w:jc w:val="left"/>
+            </w:pPr>
+            <w:r>
+              <w:rPr>
+                <w:color w:val="A9B0B8"/>
+                <w:sz w:val="16"/>
+              </w:rPr>
+              <w:t>예) 2022.03 ~ 2024.02</w:t>
+            </w:r>
+          </w:p>
         </w:tc>
         <w:tc>
           <w:tcPr>
             <w:tcW w:type="dxa" w:w="4170"/>
             <w:vAlign w:val="center"/>
           </w:tcPr>
-          <w:p/>
+          <w:p>
+            <w:pPr>
+              <w:spacing w:before="0" w:after="0"/>
+              <w:jc w:val="left"/>
+            </w:pPr>
+            <w:r>
+              <w:rPr>
+                <w:color w:val="A9B0B8"/>
+                <w:sz w:val="16"/>
+              </w:rPr>
+              <w:t>○○(주) / ○○팀</w:t>
+            </w:r>
+          </w:p>
         </w:tc>
         <w:tc>
           <w:tcPr>
             <w:tcW w:type="dxa" w:w="4155"/>
             <w:vAlign w:val="center"/>
           </w:tcPr>
-          <w:p/>
+          <w:p>
+            <w:pPr>
+              <w:spacing w:before="0" w:after="0"/>
+              <w:jc w:val="left"/>
+            </w:pPr>
+            <w:r>
+              <w:rPr>
+                <w:color w:val="A9B0B8"/>
+                <w:sz w:val="16"/>
+              </w:rPr>
+              <w:t>맡은 일 + 숫자 성과</w:t>
+            </w:r>
+          </w:p>
         </w:tc>
       </w:tr>
       <w:tr>

--- a/public/fun/forms/이력서_콘텐츠·SNS마케터_6_NCS형.docx
+++ b/public/fun/forms/이력서_콘텐츠·SNS마케터_6_NCS형.docx
@@ -108,10 +108,10 @@
         <w:tblLook w:firstColumn="1" w:firstRow="1" w:lastColumn="0" w:lastRow="0" w:noHBand="0" w:noVBand="1" w:val="04A0"/>
       </w:tblPr>
       <w:tblGrid>
-        <w:gridCol w:w="1200"/>
+        <w:gridCol w:w="1740"/>
         <w:gridCol w:w="3975"/>
-        <w:gridCol w:w="1200"/>
-        <w:gridCol w:w="4035"/>
+        <w:gridCol w:w="1740"/>
+        <w:gridCol w:w="2955"/>
       </w:tblGrid>
       <w:tr>
         <w:trPr>
@@ -120,7 +120,7 @@
         </w:trPr>
         <w:tc>
           <w:tcPr>
-            <w:tcW w:type="dxa" w:w="1200"/>
+            <w:tcW w:type="dxa" w:w="1740"/>
             <w:shd w:val="clear" w:color="auto" w:fill="F1F2F6"/>
             <w:vAlign w:val="center"/>
           </w:tcPr>
@@ -148,7 +148,7 @@
         </w:tc>
         <w:tc>
           <w:tcPr>
-            <w:tcW w:type="dxa" w:w="1200"/>
+            <w:tcW w:type="dxa" w:w="1740"/>
             <w:shd w:val="clear" w:color="auto" w:fill="F1F2F6"/>
             <w:vAlign w:val="center"/>
           </w:tcPr>
@@ -169,7 +169,7 @@
         </w:tc>
         <w:tc>
           <w:tcPr>
-            <w:tcW w:type="dxa" w:w="4035"/>
+            <w:tcW w:type="dxa" w:w="2955"/>
             <w:vAlign w:val="center"/>
           </w:tcPr>
           <w:p/>
@@ -182,7 +182,7 @@
         </w:trPr>
         <w:tc>
           <w:tcPr>
-            <w:tcW w:type="dxa" w:w="1200"/>
+            <w:tcW w:type="dxa" w:w="1740"/>
             <w:shd w:val="clear" w:color="auto" w:fill="F1F2F6"/>
             <w:vAlign w:val="center"/>
           </w:tcPr>
@@ -210,7 +210,7 @@
         </w:tc>
         <w:tc>
           <w:tcPr>
-            <w:tcW w:type="dxa" w:w="1200"/>
+            <w:tcW w:type="dxa" w:w="1740"/>
             <w:shd w:val="clear" w:color="auto" w:fill="F1F2F6"/>
             <w:vAlign w:val="center"/>
           </w:tcPr>
@@ -231,7 +231,7 @@
         </w:tc>
         <w:tc>
           <w:tcPr>
-            <w:tcW w:type="dxa" w:w="4035"/>
+            <w:tcW w:type="dxa" w:w="2955"/>
             <w:vAlign w:val="center"/>
           </w:tcPr>
           <w:p/>
@@ -638,7 +638,9 @@
                 <w:color w:val="1B2C55"/>
                 <w:sz w:val="19"/>
               </w:rPr>
-              <w:t>팔로워 · 구독자</w:t>
+              <w:t>팔로워 ·</w:t>
+              <w:br/>
+              <w:t>구독자</w:t>
             </w:r>
           </w:p>
         </w:tc>
@@ -1506,10 +1508,10 @@
         <w:tblLook w:firstColumn="1" w:firstRow="1" w:lastColumn="0" w:lastRow="0" w:noHBand="0" w:noVBand="1" w:val="04A0"/>
       </w:tblPr>
       <w:tblGrid>
-        <w:gridCol w:w="1380"/>
-        <w:gridCol w:w="3825"/>
-        <w:gridCol w:w="1380"/>
-        <w:gridCol w:w="3825"/>
+        <w:gridCol w:w="1545"/>
+        <w:gridCol w:w="3660"/>
+        <w:gridCol w:w="1545"/>
+        <w:gridCol w:w="3660"/>
       </w:tblGrid>
       <w:tr>
         <w:trPr>
@@ -1518,7 +1520,7 @@
         </w:trPr>
         <w:tc>
           <w:tcPr>
-            <w:tcW w:type="dxa" w:w="1380"/>
+            <w:tcW w:type="dxa" w:w="1545"/>
             <w:shd w:val="clear" w:color="auto" w:fill="F1F2F6"/>
             <w:vAlign w:val="center"/>
           </w:tcPr>
@@ -1539,13 +1541,13 @@
         </w:tc>
         <w:tc>
           <w:tcPr>
-            <w:tcW w:type="dxa" w:w="3825"/>
+            <w:tcW w:type="dxa" w:w="3660"/>
           </w:tcPr>
           <w:p/>
         </w:tc>
         <w:tc>
           <w:tcPr>
-            <w:tcW w:type="dxa" w:w="1380"/>
+            <w:tcW w:type="dxa" w:w="1545"/>
             <w:shd w:val="clear" w:color="auto" w:fill="F1F2F6"/>
             <w:vAlign w:val="center"/>
           </w:tcPr>
@@ -1566,7 +1568,7 @@
         </w:tc>
         <w:tc>
           <w:tcPr>
-            <w:tcW w:type="dxa" w:w="3825"/>
+            <w:tcW w:type="dxa" w:w="3660"/>
           </w:tcPr>
           <w:p/>
         </w:tc>
@@ -1578,7 +1580,7 @@
         </w:trPr>
         <w:tc>
           <w:tcPr>
-            <w:tcW w:type="dxa" w:w="1380"/>
+            <w:tcW w:type="dxa" w:w="1545"/>
             <w:shd w:val="clear" w:color="auto" w:fill="F1F2F6"/>
             <w:vAlign w:val="center"/>
           </w:tcPr>
@@ -1599,13 +1601,13 @@
         </w:tc>
         <w:tc>
           <w:tcPr>
-            <w:tcW w:type="dxa" w:w="3825"/>
+            <w:tcW w:type="dxa" w:w="3660"/>
           </w:tcPr>
           <w:p/>
         </w:tc>
         <w:tc>
           <w:tcPr>
-            <w:tcW w:type="dxa" w:w="1380"/>
+            <w:tcW w:type="dxa" w:w="1545"/>
             <w:shd w:val="clear" w:color="auto" w:fill="F1F2F6"/>
             <w:vAlign w:val="center"/>
           </w:tcPr>
@@ -1620,13 +1622,15 @@
                 <w:color w:val="1B2C55"/>
                 <w:sz w:val="18"/>
               </w:rPr>
-              <w:t>사용 기술 · 도구</w:t>
+              <w:t>사용 기술 ·</w:t>
+              <w:br/>
+              <w:t>도구</w:t>
             </w:r>
           </w:p>
         </w:tc>
         <w:tc>
           <w:tcPr>
-            <w:tcW w:type="dxa" w:w="3825"/>
+            <w:tcW w:type="dxa" w:w="3660"/>
           </w:tcPr>
           <w:p/>
         </w:tc>
@@ -1638,7 +1642,7 @@
         </w:trPr>
         <w:tc>
           <w:tcPr>
-            <w:tcW w:type="dxa" w:w="1380"/>
+            <w:tcW w:type="dxa" w:w="1545"/>
             <w:shd w:val="clear" w:color="auto" w:fill="F1F2F6"/>
             <w:vAlign w:val="center"/>
           </w:tcPr>
@@ -1659,7 +1663,7 @@
         </w:tc>
         <w:tc>
           <w:tcPr>
-            <w:tcW w:type="dxa" w:w="9030"/>
+            <w:tcW w:type="dxa" w:w="8865"/>
             <w:gridSpan w:val="3"/>
           </w:tcPr>
           <w:p/>
@@ -1672,7 +1676,7 @@
         </w:trPr>
         <w:tc>
           <w:tcPr>
-            <w:tcW w:type="dxa" w:w="1380"/>
+            <w:tcW w:type="dxa" w:w="1545"/>
             <w:shd w:val="clear" w:color="auto" w:fill="F1F2F6"/>
             <w:vAlign w:val="center"/>
           </w:tcPr>
@@ -1693,7 +1697,7 @@
         </w:tc>
         <w:tc>
           <w:tcPr>
-            <w:tcW w:type="dxa" w:w="9030"/>
+            <w:tcW w:type="dxa" w:w="8865"/>
             <w:gridSpan w:val="3"/>
           </w:tcPr>
           <w:p/>
@@ -1727,10 +1731,10 @@
         <w:tblLook w:firstColumn="1" w:firstRow="1" w:lastColumn="0" w:lastRow="0" w:noHBand="0" w:noVBand="1" w:val="04A0"/>
       </w:tblPr>
       <w:tblGrid>
-        <w:gridCol w:w="1380"/>
-        <w:gridCol w:w="3825"/>
-        <w:gridCol w:w="1380"/>
-        <w:gridCol w:w="3825"/>
+        <w:gridCol w:w="1545"/>
+        <w:gridCol w:w="3660"/>
+        <w:gridCol w:w="1545"/>
+        <w:gridCol w:w="3660"/>
       </w:tblGrid>
       <w:tr>
         <w:trPr>
@@ -1739,7 +1743,7 @@
         </w:trPr>
         <w:tc>
           <w:tcPr>
-            <w:tcW w:type="dxa" w:w="1380"/>
+            <w:tcW w:type="dxa" w:w="1545"/>
             <w:shd w:val="clear" w:color="auto" w:fill="F1F2F6"/>
             <w:vAlign w:val="center"/>
           </w:tcPr>
@@ -1760,13 +1764,13 @@
         </w:tc>
         <w:tc>
           <w:tcPr>
-            <w:tcW w:type="dxa" w:w="3825"/>
+            <w:tcW w:type="dxa" w:w="3660"/>
           </w:tcPr>
           <w:p/>
         </w:tc>
         <w:tc>
           <w:tcPr>
-            <w:tcW w:type="dxa" w:w="1380"/>
+            <w:tcW w:type="dxa" w:w="1545"/>
             <w:shd w:val="clear" w:color="auto" w:fill="F1F2F6"/>
             <w:vAlign w:val="center"/>
           </w:tcPr>
@@ -1787,7 +1791,7 @@
         </w:tc>
         <w:tc>
           <w:tcPr>
-            <w:tcW w:type="dxa" w:w="3825"/>
+            <w:tcW w:type="dxa" w:w="3660"/>
           </w:tcPr>
           <w:p/>
         </w:tc>
@@ -1799,7 +1803,7 @@
         </w:trPr>
         <w:tc>
           <w:tcPr>
-            <w:tcW w:type="dxa" w:w="1380"/>
+            <w:tcW w:type="dxa" w:w="1545"/>
             <w:shd w:val="clear" w:color="auto" w:fill="F1F2F6"/>
             <w:vAlign w:val="center"/>
           </w:tcPr>
@@ -1820,13 +1824,13 @@
         </w:tc>
         <w:tc>
           <w:tcPr>
-            <w:tcW w:type="dxa" w:w="3825"/>
+            <w:tcW w:type="dxa" w:w="3660"/>
           </w:tcPr>
           <w:p/>
         </w:tc>
         <w:tc>
           <w:tcPr>
-            <w:tcW w:type="dxa" w:w="1380"/>
+            <w:tcW w:type="dxa" w:w="1545"/>
             <w:shd w:val="clear" w:color="auto" w:fill="F1F2F6"/>
             <w:vAlign w:val="center"/>
           </w:tcPr>
@@ -1841,13 +1845,15 @@
                 <w:color w:val="1B2C55"/>
                 <w:sz w:val="18"/>
               </w:rPr>
-              <w:t>사용 기술 · 도구</w:t>
+              <w:t>사용 기술 ·</w:t>
+              <w:br/>
+              <w:t>도구</w:t>
             </w:r>
           </w:p>
         </w:tc>
         <w:tc>
           <w:tcPr>
-            <w:tcW w:type="dxa" w:w="3825"/>
+            <w:tcW w:type="dxa" w:w="3660"/>
           </w:tcPr>
           <w:p/>
         </w:tc>
@@ -1859,7 +1865,7 @@
         </w:trPr>
         <w:tc>
           <w:tcPr>
-            <w:tcW w:type="dxa" w:w="1380"/>
+            <w:tcW w:type="dxa" w:w="1545"/>
             <w:shd w:val="clear" w:color="auto" w:fill="F1F2F6"/>
             <w:vAlign w:val="center"/>
           </w:tcPr>
@@ -1880,7 +1886,7 @@
         </w:tc>
         <w:tc>
           <w:tcPr>
-            <w:tcW w:type="dxa" w:w="9030"/>
+            <w:tcW w:type="dxa" w:w="8865"/>
             <w:gridSpan w:val="3"/>
           </w:tcPr>
           <w:p/>
@@ -1893,7 +1899,7 @@
         </w:trPr>
         <w:tc>
           <w:tcPr>
-            <w:tcW w:type="dxa" w:w="1380"/>
+            <w:tcW w:type="dxa" w:w="1545"/>
             <w:shd w:val="clear" w:color="auto" w:fill="F1F2F6"/>
             <w:vAlign w:val="center"/>
           </w:tcPr>
@@ -1914,7 +1920,7 @@
         </w:tc>
         <w:tc>
           <w:tcPr>
-            <w:tcW w:type="dxa" w:w="9030"/>
+            <w:tcW w:type="dxa" w:w="8865"/>
             <w:gridSpan w:val="3"/>
           </w:tcPr>
           <w:p/>

--- a/public/fun/forms/이력서_콘텐츠·SNS마케터_6_NCS형.docx
+++ b/public/fun/forms/이력서_콘텐츠·SNS마케터_6_NCS형.docx
@@ -394,7 +394,7 @@
                 <w:color w:val="A9B0B8"/>
                 <w:sz w:val="16"/>
               </w:rPr>
-              <w:t>예) 2024.06.</w:t>
+              <w:t>예) ○○○○.○○.</w:t>
             </w:r>
           </w:p>
         </w:tc>
@@ -1362,7 +1362,7 @@
                 <w:color w:val="A9B0B8"/>
                 <w:sz w:val="16"/>
               </w:rPr>
-              <w:t>예) 2022.03 ~ 2024.02</w:t>
+              <w:t>예) ○○○○.○○ ~ ○○○○.○○</w:t>
             </w:r>
           </w:p>
         </w:tc>
@@ -1942,7 +1942,7 @@
         <w:rPr>
           <w:sz w:val="19"/>
         </w:rPr>
-        <w:t>위 내용은 사실과 다름이 없음을 확인합니다.     20      년      월      일     작성자 :  ______________  (서명)</w:t>
+        <w:t>위 내용은 사실과 다름이 없음을 확인합니다.           년      월      일     작성자 :  ______________  (서명)</w:t>
       </w:r>
     </w:p>
     <w:p>
@@ -2208,7 +2208,7 @@
                 <w:color w:val="36508C"/>
                 <w:sz w:val="19"/>
               </w:rPr>
-              <w:t>2022.06~현재 · 브랜드 인스타그램 운영 · 팔로워 1.2만 → 4.8만, 릴스 평균 조회 3.5배</w:t>
+              <w:t>기간 입력 · 브랜드 인스타그램 운영 · 팔로워 1.2만 → 4.8만, 릴스 평균 조회 3.5배</w:t>
             </w:r>
           </w:p>
         </w:tc>
